--- a/example_articles/countries/Ireland/4.countries_Ireland_Other_publisher.docx
+++ b/example_articles/countries/Ireland/4.countries_Ireland_Other_publisher.docx
@@ -27,17 +27,17 @@
     </w:p>
     <w:p>
       <w:r>
-        <w:t>Source File: Other publishers/Files (500) (18).DOCX</w:t>
+        <w:t>Source file: Other publishers/Files (500) (18).DOCX</w:t>
       </w:r>
     </w:p>
     <w:p>
       <w:r>
-        <w:t>Raw locations result: ['Northern Ireland']</w:t>
+        <w:t>Raw locations result, 'locations': ['Northern Ireland']</w:t>
       </w:r>
     </w:p>
     <w:p>
       <w:r>
-        <w:t>countries_stand_flat (Standardized): Ireland</w:t>
+        <w:t>Standardized locations result, 'countries_stand_flat': Ireland</w:t>
       </w:r>
     </w:p>
     <w:p>

--- a/example_articles/countries/Ireland/4.countries_Ireland_Other_publisher.docx
+++ b/example_articles/countries/Ireland/4.countries_Ireland_Other_publisher.docx
@@ -7,7 +7,9 @@
         <w:pStyle w:val="Heading1"/>
       </w:pPr>
       <w:r>
-        <w:t>San Antonio mayor race has surprise leader</w:t>
+        <w:t>LUCKY CHARMS;</w:t>
+        <w:br/>
+        <w:t xml:space="preserve"> Commitments' sound, story weave spell in movie</w:t>
       </w:r>
     </w:p>
     <w:p>
@@ -17,22 +19,22 @@
     </w:p>
     <w:p>
       <w:r>
-        <w:t>Date: 1991-04-09</w:t>
+        <w:t>Date: 1991-09-13</w:t>
       </w:r>
     </w:p>
     <w:p>
       <w:r>
-        <w:t>Section: NEWS; Pg. 2A; Newsmakers</w:t>
+        <w:t>Section: Variety; Pg. 1E</w:t>
       </w:r>
     </w:p>
     <w:p>
       <w:r>
-        <w:t>Source file: Other publishers/Files (500) (18).DOCX</w:t>
+        <w:t>Source file: Other publishers/Files (500) (22).DOCX</w:t>
       </w:r>
     </w:p>
     <w:p>
       <w:r>
-        <w:t>Raw locations result, 'locations': ['Northern Ireland']</w:t>
+        <w:t>Raw locations result, 'locations': ['Ireland']</w:t>
       </w:r>
     </w:p>
     <w:p>
@@ -49,27 +51,29 @@
     </w:p>
     <w:p>
       <w:r>
-        <w:t>A maverick city council member has surprised this city by emerging at the top in mayoral race polls.</w:t>
+        <w:t>'The Commitments" is a delightful, spirited, entertaining movie that offers keen insights into the dynamics of the world of rock 'n' roll.</w:t>
         <w:br/>
-        <w:t>''We've surprised a lot of people,' says Maria Berriozabal, who says the city's convention and tourism bloom obscures a reality of low-paying jobs and working-class poverty in the USA's 10th-largest city.</w:t>
+        <w:t xml:space="preserve"> "The Commitments" could be viewed as a street-level answer to "Bring on the Night," Sting's 1985 documentary about how he put together his first solo band.  It could be seen as a rock 'n' roll version of one of those Judy Garland let's-put-on-a-show movies.  But it really is British director Alan Parker remaking his own "Fame" in a different context.</w:t>
         <w:br/>
-        <w:t>Berriozabal used TV ads to take the lead in polls and fund-raising, in her bid against four-term Mayor Lila Cockrell and nine others in the non-partisan race. Berriozabal would be the first Hispanic female mayor of a major U.S. city. Outside backing has come from luminaries such as New York Mayor David Dinkins.</w:t>
+        <w:t>The setting is Dublin.  A working-class hustler, Jimmy Rabbitte, wants to put together a soul band because soul music has the beat of sex and the beat of the factory, he says.  A nobody himself, he auditions a bunch of nobodies and then puts the youngsters through rehearsals with the help of a born-again Christian trumpeter, Joey (The Lips) Fagan, who says he played with Otis Redding, Wilson Pickett and the Beatles.  The 11-member Commitments play a few gigs, court the critics and await their big break when Pickett is going to see them in a club.  The film is a story of dreams, commitment and destiny.</w:t>
         <w:br/>
-        <w:t>The crowded field means no one is likely to get 50% of the vote May 4, making a May 25 runoff almost certain.</w:t>
+        <w:t xml:space="preserve"> As with "Fame," Parker has assembled an ensemble cast of unknowns, most of whom have no acting experience.  Robert Arkins, who plays the heroic hustler Rabbitte with street-wise, entrepreneurial verve, is actually a singer in an unknown Irish rock band.  Maria Doyle, who plays one of the three backup singers, used to sing with Hothouse Flowers, a hot Irish band, and now works with the Black Velvet Band.  And Andrew Strong, who plays the Commitments buffoonish lead singer (imagine Meat Loaf sounding like Joe Cocker), has landed a recording deal because of his work in the movie.  The cast is credible and charming, especially 21-year-old Arkins, 17-year-old Strong and Johnny Murphy, a veteran Irish actor, as Fagan.</w:t>
         <w:br/>
-        <w:t>Odds are it will pit either Berriozabal and Cockrell - who made history herself in 1975 as one of the first women to lead a major city - or one of those two against Councilman Nelson Wolff. A March poll by the San Antonio Light showed Berriozabal with 25.7%, Cockrell at 23.4% and Wolff at 19.4%. Margin of error: four percentage points.</w:t>
+        <w:t xml:space="preserve"> Parker tells the story a bit too slowly at times and lingers too much on Strong doing soul standards like Redding's "Try a Little Tenderness" onstage.  As he has in his other films such as "Fame" and "Mississippi Burning," the director gets a bit manipulative (the plot is as far-fetched as the one in "Flashdance").  Nevertheless, the naivet e, energy and vitality of the cast, the film's facile humor and the sweet soul music make "The Commitments" irresistible, especially to baby boomers bred on "Mustang Sally," "Chain of Fools" and "Nowhere To Run."</w:t>
         <w:br/>
-        <w:t>San Antonio hasn't had a hotly contested mayor's race since Cockrell retired in 1981 and Henry Cisneros took office. Cockrell came back in 1989 after Cisneros decided not to run again.</w:t>
+        <w:t xml:space="preserve"> The film has many funny moments - from the predictable montage of people auditioning for the band to a priest correcting a parishioner at confession about who sang "When a Man Loves a Woman" (Percy Sledge, not Marvin Gaye) to Rabbitte's Elvis-obsessed father (he has a picture of Elvis next to one of the Pope on his wall).</w:t>
         <w:br/>
-        <w:t>Berriozabal, who turns 50 on Sunday, spent 20 years in secretarial jobs, earned a degree in political science, then ran San Antonio's U.S. Census office in 1980. On the council, she made improved housing and child care major aims and gained a reputation as a frequent minority of one.</w:t>
+        <w:t xml:space="preserve"> The main reason "The Commitments" works is the way Parker and his cast charm the viewers.  With equal amounts of guile and jive, Rabbitte makes believers out of his band members. "The Irish are the blacks of Europe," the manager says explaining their connection to soul music, so "say it loud, 'I'm black and I'm proud.' " Periodically, Rabbitte retires to his bath tub and gives imaginary interviews, reflecting on the career of his superstar band.  He seems to make all the right moves except maybe he should have called his group the Charmers.</w:t>
         <w:br/>
-        <w:t>''Nobody has ever rung my bell,'' she says. ''I'm very independent. I'm not afraid to say no even if I'm the only one saying no.''</w:t>
+        <w:t>The Commitments</w:t>
         <w:br/>
-        <w:t>Cockrell, 69, is a former Army officer and travel agency owner. A woman of vast energy, she tripped a week ago and broke her wrist - but went on to give a speech before having it treated.</w:t>
+        <w:t>Who: Directed by Alan Parker; adapted from a novel by Roddy Doyle.</w:t>
         <w:br/>
-        <w:t>A member of the city's Anglo minority - 36% of the 936,000 population - she says ethnicity will be a factor but not the major factor in the election.</w:t>
+        <w:t>Where: Centennial Lakes, Maplewood II, Pavilion Place, Eden Prairie East, Willow Creek.</w:t>
         <w:br/>
-        <w:t>''There is no question as to the demographic trends. Does that mean the only acceptable candidate will be an Hispanic? The person who is elected has to … relate well to all of the major ethnic or cultural groups.''</w:t>
+        <w:t>Review: The charm of this no-name ensemble cast, several wryly humorous scenes and 1960s sweet soul music carry this delightful film about the formation of a rock band in Dublin. (Rated R for language and sexual situations).</w:t>
+        <w:br/>
+        <w:t>Movie rating: 8</w:t>
         <w:br/>
         <w:br/>
         <w:t>Graphic</w:t>
@@ -77,11 +81,7 @@
         <w:br/>
         <w:t xml:space="preserve"> </w:t>
         <w:br/>
-        <w:t>PHOTOS; b/w, Rick McFarland, AP</w:t>
-        <w:br/>
-        <w:t xml:space="preserve"> </w:t>
-        <w:br/>
-        <w:t>CUTLINE: BERRIOZABAL CUTLINE: COCKRELL</w:t>
+        <w:t>Photograph</w:t>
       </w:r>
     </w:p>
     <w:sectPr>

--- a/example_articles/countries/Ireland/4.countries_Ireland_Other_publisher.docx
+++ b/example_articles/countries/Ireland/4.countries_Ireland_Other_publisher.docx
@@ -7,9 +7,7 @@
         <w:pStyle w:val="Heading1"/>
       </w:pPr>
       <w:r>
-        <w:t>LUCKY CHARMS;</w:t>
-        <w:br/>
-        <w:t xml:space="preserve"> Commitments' sound, story weave spell in movie</w:t>
+        <w:t>A PREGNANT GRANDFATHER DAD'S DILEMMA FOCUS OF CHARMING 'THE SNAPPER.'</w:t>
       </w:r>
     </w:p>
     <w:p>
@@ -19,17 +17,17 @@
     </w:p>
     <w:p>
       <w:r>
-        <w:t>Date: 1991-09-13</w:t>
+        <w:t>Date: 1994-02-25</w:t>
       </w:r>
     </w:p>
     <w:p>
       <w:r>
-        <w:t>Section: Variety; Pg. 1E</w:t>
+        <w:t>Section: ARTS &amp; ENTERTAINMENT,; WEEKEND MAGAZINE</w:t>
       </w:r>
     </w:p>
     <w:p>
       <w:r>
-        <w:t>Source file: Other publishers/Files (500) (22).DOCX</w:t>
+        <w:t>Source file: Other publishers/Files (500) (16).DOCX</w:t>
       </w:r>
     </w:p>
     <w:p>
@@ -51,29 +49,31 @@
     </w:p>
     <w:p>
       <w:r>
-        <w:t>'The Commitments" is a delightful, spirited, entertaining movie that offers keen insights into the dynamics of the world of rock 'n' roll.</w:t>
+        <w:t>Sharon is pregnant. Those three words serve as the impetus for an absolutely delightful comedy from Ireland. It's called ''The Snapper,'' and it charms in the most low-key and unexpected ways.</w:t>
         <w:br/>
-        <w:t xml:space="preserve"> "The Commitments" could be viewed as a street-level answer to "Bring on the Night," Sting's 1985 documentary about how he put together his first solo band.  It could be seen as a rock 'n' roll version of one of those Judy Garland let's-put-on-a-show movies.  But it really is British director Alan Parker remaking his own "Fame" in a different context.</w:t>
+        <w:t>Unexpected because not a lot happens in ''The Snapper,'' at least not on the surface. Sharon is the eldest of six children in a Dublin working-class family. Unmarried and still living at home, her pregnancy becomes the talk of the town when she refuses to identify the father. ''You should have come to us earlier and said you were going to get pregnant. Then we could have done something,'' reasons her father, Dessie.</w:t>
         <w:br/>
-        <w:t>The setting is Dublin.  A working-class hustler, Jimmy Rabbitte, wants to put together a soul band because soul music has the beat of sex and the beat of the factory, he says.  A nobody himself, he auditions a bunch of nobodies and then puts the youngsters through rehearsals with the help of a born-again Christian trumpeter, Joey (The Lips) Fagan, who says he played with Otis Redding, Wilson Pickett and the Beatles.  The 11-member Commitments play a few gigs, court the critics and await their big break when Pickett is going to see them in a club.  The film is a story of dreams, commitment and destiny.</w:t>
+        <w:t>But Dessie, with his singular grace and infectious good spirits, stands by his daughter. That's all he can think of to say to her when she breaks the news. Then he asks if she wants to join him for a pint at the local pub.</w:t>
         <w:br/>
-        <w:t xml:space="preserve"> As with "Fame," Parker has assembled an ensemble cast of unknowns, most of whom have no acting experience.  Robert Arkins, who plays the heroic hustler Rabbitte with street-wise, entrepreneurial verve, is actually a singer in an unknown Irish rock band.  Maria Doyle, who plays one of the three backup singers, used to sing with Hothouse Flowers, a hot Irish band, and now works with the Black Velvet Band.  And Andrew Strong, who plays the Commitments buffoonish lead singer (imagine Meat Loaf sounding like Joe Cocker), has landed a recording deal because of his work in the movie.  The cast is credible and charming, especially 21-year-old Arkins, 17-year-old Strong and Johnny Murphy, a veteran Irish actor, as Fagan.</w:t>
+        <w:t>If you liked ''The Commitments,'' you'll love ''The Snapper.'' Though the movie is not a sequel, both are based on Roddy Doyle's Barrytown Trilogy novels. And both share a gleeful appreciation for the simple things in life, especially when they don't come all that easily.</w:t>
         <w:br/>
-        <w:t xml:space="preserve"> Parker tells the story a bit too slowly at times and lingers too much on Strong doing soul standards like Redding's "Try a Little Tenderness" onstage.  As he has in his other films such as "Fame" and "Mississippi Burning," the director gets a bit manipulative (the plot is as far-fetched as the one in "Flashdance").  Nevertheless, the naivet e, energy and vitality of the cast, the film's facile humor and the sweet soul music make "The Commitments" irresistible, especially to baby boomers bred on "Mustang Sally," "Chain of Fools" and "Nowhere To Run."</w:t>
+        <w:t>Snapper is short for whippersnapper and Irish slang for a baby. Sharon's snapper is the object of much speculation among her friends, her father's friends and the nosy neighbors. Rumors abound -- there's even talk that the father of her girlfriend may be responsible. Soon the baby galvanizes the whole neighborhood, and the movie really begins to shine.</w:t>
         <w:br/>
-        <w:t xml:space="preserve"> The film has many funny moments - from the predictable montage of people auditioning for the band to a priest correcting a parishioner at confession about who sang "When a Man Loves a Woman" (Percy Sledge, not Marvin Gaye) to Rabbitte's Elvis-obsessed father (he has a picture of Elvis next to one of the Pope on his wall).</w:t>
+        <w:t>Director Stephen Frears made his reputation chronicling the working classes of Britain's Pakistani enclaves in films like ''My Beautiful Laundrette'' and ''Sammy and Rosie Get Laid.'' Success led him to Hollywood and ''Dangerous Liaisons,'' ''Hero'' and ''The Grifters,'' but ''The Snapper'' harkens back to his early days. Working from Doyle's screenplay, Frears captures the lyric qualities of all the squabbles, the busy closeness of Sharon's family, and in particular, the special relationship she shares with her father.</w:t>
         <w:br/>
-        <w:t xml:space="preserve"> The main reason "The Commitments" works is the way Parker and his cast charm the viewers.  With equal amounts of guile and jive, Rabbitte makes believers out of his band members. "The Irish are the blacks of Europe," the manager says explaining their connection to soul music, so "say it loud, 'I'm black and I'm proud.' " Periodically, Rabbitte retires to his bath tub and gives imaginary interviews, reflecting on the career of his superstar band.  He seems to make all the right moves except maybe he should have called his group the Charmers.</w:t>
+        <w:t>As played by Colm Meaney, Dessie's open tenderness, short temper and quick wit combine to create a hugely appealing character. Meaney, who is best known for his role as O'Brien in ''Star Trek: The Next Generation'' and in ''Deep Space Nine,'' is a real find. His crooked face and wide grin energize the movie, and his scenes with Sharon, played by Tina Kellegher, are wonderfully comic and emotional.</w:t>
         <w:br/>
-        <w:t>The Commitments</w:t>
+        <w:t>Dessie comes to realize that he loves his daughter, and will love his daughter's baby, no matter who the father may be. The process of revelation has side effects -- it makes Dessie a better father and husband. That he's a man who never consciously thought about such things makes his transformation all the sweeter. By the time he's doing research on childbirth, we realize he's making up for what he missed as part of a different generation, when real men stayed in the pub and were spared the details as well as the experience. Dessie is not about to let that happen again, and that's the real beauty of ''The Snapper.''</w:t>
         <w:br/>
-        <w:t>Who: Directed by Alan Parker; adapted from a novel by Roddy Doyle.</w:t>
+        <w:t>'THE SNAPPER'</w:t>
         <w:br/>
-        <w:t>Where: Centennial Lakes, Maplewood II, Pavilion Place, Eden Prairie East, Willow Creek.</w:t>
+        <w:t>Rating: R for language</w:t>
         <w:br/>
-        <w:t>Review: The charm of this no-name ensemble cast, several wryly humorous scenes and 1960s sweet soul music carry this delightful film about the formation of a rock band in Dublin. (Rated R for language and sexual situations).</w:t>
+        <w:t>Players: Colm Meaney, Tina Kellegher</w:t>
         <w:br/>
-        <w:t>Movie rating: 8</w:t>
+        <w:t>Director: Stephen Frears</w:t>
+        <w:br/>
+        <w:t>Critic's call: three and a half stars</w:t>
         <w:br/>
         <w:br/>
         <w:t>Graphic</w:t>
@@ -81,7 +81,7 @@
         <w:br/>
         <w:t xml:space="preserve"> </w:t>
         <w:br/>
-        <w:t>Photograph</w:t>
+        <w:t>PHOTO, Colm Meaney plays a hugely appealing grandfather-to-be in ''The Snapper.''</w:t>
       </w:r>
     </w:p>
     <w:sectPr>
